--- a/resources/agreement-template.docx
+++ b/resources/agreement-template.docx
@@ -1635,8 +1635,8 @@
     <w:p>
       <w:pPr>
         <w:spacing w:after="0"/>
-        <w:ind w:left="5040" w:firstLine="720"/>
-        <w:jc w:val="center"/>
+        <w:ind w:left="5040" w:firstLine="0"/>
+        <w:jc w:val="left"/>
         <w:rPr>
           <w:rFonts w:ascii="Tahoma" w:hAnsi="Tahoma" w:cs="Tahoma"/>
           <w:b/>
@@ -1663,130 +1663,123 @@
           <w:sz w:val="18"/>
           <w:szCs w:val="18"/>
         </w:rPr>
+      </w:r>
+    </w:p>
+    <w:p>
+      <w:pPr>
+        <w:tabs>
+          <w:tab w:pos="5040" w:val="left"/>
+        </w:tabs>
+        <w:spacing w:after="0"/>
+        <w:rPr>
+          <w:rFonts w:ascii="Tahoma" w:hAnsi="Tahoma" w:cs="Tahoma"/>
+          <w:b/>
+          <w:bCs/>
+          <w:sz w:val="18"/>
+          <w:szCs w:val="18"/>
+        </w:rPr>
+      </w:pPr>
+      <w:r>
+        <w:rPr>
+          <w:rFonts w:ascii="Tahoma" w:hAnsi="Tahoma" w:cs="Tahoma"/>
+          <w:b/>
+          <w:bCs/>
+          <w:sz w:val="18"/>
+          <w:szCs w:val="18"/>
+        </w:rPr>
+        <w:t>Witnesses:</w:t>
         <w:tab/>
-      </w:r>
-    </w:p>
-    <w:p>
-      <w:pPr>
-        <w:spacing w:after="0"/>
-        <w:rPr>
-          <w:rFonts w:ascii="Tahoma" w:hAnsi="Tahoma" w:cs="Tahoma"/>
-          <w:b/>
-          <w:bCs/>
-          <w:sz w:val="18"/>
-          <w:szCs w:val="18"/>
-        </w:rPr>
-      </w:pPr>
-      <w:r>
-        <w:rPr>
-          <w:rFonts w:ascii="Tahoma" w:hAnsi="Tahoma" w:cs="Tahoma"/>
-          <w:b/>
-          <w:bCs/>
-          <w:sz w:val="18"/>
-          <w:szCs w:val="18"/>
-        </w:rPr>
-        <w:t xml:space="preserve">Witnesses:   </w:t>
-      </w:r>
-      <w:r>
-        <w:rPr>
-          <w:rFonts w:ascii="Tahoma" w:hAnsi="Tahoma" w:cs="Tahoma"/>
-          <w:b/>
-          <w:bCs/>
-          <w:sz w:val="18"/>
-          <w:szCs w:val="18"/>
-        </w:rPr>
-        <w:tab/>
-      </w:r>
-      <w:r>
-        <w:rPr>
-          <w:rFonts w:ascii="Tahoma" w:hAnsi="Tahoma" w:cs="Tahoma"/>
-          <w:b/>
-          <w:bCs/>
-          <w:sz w:val="18"/>
-          <w:szCs w:val="18"/>
-        </w:rPr>
-        <w:tab/>
-      </w:r>
-      <w:r>
-        <w:rPr>
-          <w:rFonts w:ascii="Tahoma" w:hAnsi="Tahoma" w:cs="Tahoma"/>
-          <w:b/>
-          <w:bCs/>
-          <w:sz w:val="18"/>
-          <w:szCs w:val="18"/>
-        </w:rPr>
-        <w:tab/>
-      </w:r>
-      <w:r>
-        <w:rPr>
-          <w:rFonts w:ascii="Tahoma" w:hAnsi="Tahoma" w:cs="Tahoma"/>
-          <w:b/>
-          <w:bCs/>
-          <w:sz w:val="18"/>
-          <w:szCs w:val="18"/>
-        </w:rPr>
-        <w:tab/>
-      </w:r>
-      <w:r>
-        <w:rPr>
-          <w:rFonts w:ascii="Tahoma" w:hAnsi="Tahoma" w:cs="Tahoma"/>
-          <w:b/>
-          <w:bCs/>
-          <w:sz w:val="18"/>
-          <w:szCs w:val="18"/>
-        </w:rPr>
-        <w:tab/>
-      </w:r>
-      <w:r>
-        <w:rPr>
-          <w:rFonts w:ascii="Tahoma" w:hAnsi="Tahoma" w:cs="Tahoma"/>
-          <w:b/>
-          <w:bCs/>
-          <w:sz w:val="18"/>
-          <w:szCs w:val="18"/>
-        </w:rPr>
-        <w:tab/>
-      </w:r>
-      <w:r>
-        <w:rPr>
-          <w:rFonts w:ascii="Tahoma" w:hAnsi="Tahoma" w:cs="Tahoma"/>
-          <w:b/>
-          <w:bCs/>
-          <w:sz w:val="18"/>
-          <w:szCs w:val="18"/>
-        </w:rPr>
-        <w:tab/>
-        <w:t xml:space="preserve"> </w:t>
-      </w:r>
-      <w:r>
-        <w:rPr>
-          <w:rFonts w:ascii="Tahoma" w:hAnsi="Tahoma" w:cs="Tahoma"/>
-          <w:b/>
-          <w:bCs/>
-          <w:sz w:val="18"/>
-          <w:szCs w:val="18"/>
-        </w:rPr>
-        <w:t>{{Circle}}</w:t>
-      </w:r>
-      <w:r>
-        <w:rPr>
-          <w:rFonts w:ascii="Tahoma" w:hAnsi="Tahoma" w:cs="Tahoma"/>
-          <w:b/>
-          <w:bCs/>
-          <w:sz w:val="18"/>
-          <w:szCs w:val="18"/>
-        </w:rPr>
-        <w:t xml:space="preserve"> circle-</w:t>
-      </w:r>
-      <w:r>
-        <w:rPr>
-          <w:rFonts w:ascii="Tahoma" w:hAnsi="Tahoma" w:cs="Tahoma"/>
-          <w:b/>
-          <w:bCs/>
-          <w:sz w:val="18"/>
-          <w:szCs w:val="18"/>
-        </w:rPr>
-        <w:t>{{CNO}</w:t>
+        <w:t>{{Circle}} circle-{{CNO}},CMC</w:t>
+      </w:r>
+      <w:r>
+        <w:rPr>
+          <w:rFonts w:ascii="Tahoma" w:hAnsi="Tahoma" w:cs="Tahoma"/>
+          <w:b/>
+          <w:bCs/>
+          <w:sz w:val="18"/>
+          <w:szCs w:val="18"/>
+        </w:rPr>
+      </w:r>
+      <w:r>
+        <w:rPr>
+          <w:rFonts w:ascii="Tahoma" w:hAnsi="Tahoma" w:cs="Tahoma"/>
+          <w:b/>
+          <w:bCs/>
+          <w:sz w:val="18"/>
+          <w:szCs w:val="18"/>
+        </w:rPr>
+      </w:r>
+      <w:r>
+        <w:rPr>
+          <w:rFonts w:ascii="Tahoma" w:hAnsi="Tahoma" w:cs="Tahoma"/>
+          <w:b/>
+          <w:bCs/>
+          <w:sz w:val="18"/>
+          <w:szCs w:val="18"/>
+        </w:rPr>
+      </w:r>
+      <w:r>
+        <w:rPr>
+          <w:rFonts w:ascii="Tahoma" w:hAnsi="Tahoma" w:cs="Tahoma"/>
+          <w:b/>
+          <w:bCs/>
+          <w:sz w:val="18"/>
+          <w:szCs w:val="18"/>
+        </w:rPr>
+      </w:r>
+      <w:r>
+        <w:rPr>
+          <w:rFonts w:ascii="Tahoma" w:hAnsi="Tahoma" w:cs="Tahoma"/>
+          <w:b/>
+          <w:bCs/>
+          <w:sz w:val="18"/>
+          <w:szCs w:val="18"/>
+        </w:rPr>
+      </w:r>
+      <w:r>
+        <w:rPr>
+          <w:rFonts w:ascii="Tahoma" w:hAnsi="Tahoma" w:cs="Tahoma"/>
+          <w:b/>
+          <w:bCs/>
+          <w:sz w:val="18"/>
+          <w:szCs w:val="18"/>
+        </w:rPr>
+      </w:r>
+      <w:r>
+        <w:rPr>
+          <w:rFonts w:ascii="Tahoma" w:hAnsi="Tahoma" w:cs="Tahoma"/>
+          <w:b/>
+          <w:bCs/>
+          <w:sz w:val="18"/>
+          <w:szCs w:val="18"/>
+        </w:rPr>
+      </w:r>
+      <w:r>
+        <w:rPr>
+          <w:rFonts w:ascii="Tahoma" w:hAnsi="Tahoma" w:cs="Tahoma"/>
+          <w:b/>
+          <w:bCs/>
+          <w:sz w:val="18"/>
+          <w:szCs w:val="18"/>
+        </w:rPr>
+      </w:r>
+      <w:r>
+        <w:rPr>
+          <w:rFonts w:ascii="Tahoma" w:hAnsi="Tahoma" w:cs="Tahoma"/>
+          <w:b/>
+          <w:bCs/>
+          <w:sz w:val="18"/>
+          <w:szCs w:val="18"/>
+        </w:rPr>
+      </w:r>
+      <w:r>
+        <w:rPr>
+          <w:rFonts w:ascii="Tahoma" w:hAnsi="Tahoma" w:cs="Tahoma"/>
+          <w:b/>
+          <w:bCs/>
+          <w:sz w:val="18"/>
+          <w:szCs w:val="18"/>
+        </w:rPr>
       </w:r>
       <w:proofErr w:type="gramStart"/>
       <w:r>
@@ -1797,17 +1790,15 @@
           <w:sz w:val="18"/>
           <w:szCs w:val="18"/>
         </w:rPr>
-        <w:t>}</w:t>
-      </w:r>
-      <w:r>
-        <w:rPr>
-          <w:rFonts w:ascii="Tahoma" w:hAnsi="Tahoma" w:cs="Tahoma"/>
-          <w:b/>
-          <w:bCs/>
-          <w:sz w:val="18"/>
-          <w:szCs w:val="18"/>
-        </w:rPr>
-        <w:t>,CMC</w:t>
+      </w:r>
+      <w:r>
+        <w:rPr>
+          <w:rFonts w:ascii="Tahoma" w:hAnsi="Tahoma" w:cs="Tahoma"/>
+          <w:b/>
+          <w:bCs/>
+          <w:sz w:val="18"/>
+          <w:szCs w:val="18"/>
+        </w:rPr>
       </w:r>
       <w:proofErr w:type="gramEnd"/>
     </w:p>

--- a/resources/agreement-template.docx
+++ b/resources/agreement-template.docx
@@ -269,61 +269,6 @@
     <w:p>
       <w:pPr>
         <w:pStyle w:val="Title"/>
-        <w:rPr>
-          <w:rFonts w:ascii="Tahoma" w:hAnsi="Tahoma" w:cs="Tahoma"/>
-          <w:sz w:val="20"/>
-          <w:szCs w:val="20"/>
-          <w:u w:val="words"/>
-        </w:rPr>
-      </w:pPr>
-    </w:p>
-    <w:p>
-      <w:pPr>
-        <w:pStyle w:val="Title"/>
-        <w:rPr>
-          <w:rFonts w:ascii="Tahoma" w:hAnsi="Tahoma" w:cs="Tahoma"/>
-          <w:sz w:val="20"/>
-          <w:szCs w:val="20"/>
-          <w:u w:val="words"/>
-        </w:rPr>
-      </w:pPr>
-    </w:p>
-    <w:p>
-      <w:pPr>
-        <w:pStyle w:val="Title"/>
-        <w:rPr>
-          <w:rFonts w:ascii="Tahoma" w:hAnsi="Tahoma" w:cs="Tahoma"/>
-          <w:sz w:val="20"/>
-          <w:szCs w:val="20"/>
-          <w:u w:val="words"/>
-        </w:rPr>
-      </w:pPr>
-    </w:p>
-    <w:p>
-      <w:pPr>
-        <w:pStyle w:val="Title"/>
-        <w:rPr>
-          <w:rFonts w:ascii="Tahoma" w:hAnsi="Tahoma" w:cs="Tahoma"/>
-          <w:sz w:val="20"/>
-          <w:szCs w:val="20"/>
-          <w:u w:val="words"/>
-        </w:rPr>
-      </w:pPr>
-    </w:p>
-    <w:p>
-      <w:pPr>
-        <w:pStyle w:val="Title"/>
-        <w:rPr>
-          <w:rFonts w:ascii="Tahoma" w:hAnsi="Tahoma" w:cs="Tahoma"/>
-          <w:sz w:val="20"/>
-          <w:szCs w:val="20"/>
-          <w:u w:val="words"/>
-        </w:rPr>
-      </w:pPr>
-    </w:p>
-    <w:p>
-      <w:pPr>
-        <w:pStyle w:val="Title"/>
         <w:jc w:val="center"/>
         <w:rPr>
           <w:rFonts w:ascii="Tahoma" w:hAnsi="Tahoma" w:cs="Tahoma"/>
@@ -978,6 +923,9 @@
     </w:p>
     <w:p>
       <w:pPr>
+        <w:tabs>
+          <w:tab w:pos="9026" w:val="right"/>
+        </w:tabs>
         <w:spacing w:line="360" w:lineRule="auto"/>
         <w:rPr>
           <w:rFonts w:ascii="Tahoma" w:hAnsi="Tahoma" w:cs="Tahoma"/>
@@ -1070,17 +1018,6 @@
           <w:szCs w:val="20"/>
         </w:rPr>
         <w:tab/>
-        <w:t xml:space="preserve">     </w:t>
-      </w:r>
-      <w:r>
-        <w:rPr>
-          <w:rFonts w:ascii="Tahoma" w:hAnsi="Tahoma" w:cs="Tahoma"/>
-          <w:b/>
-          <w:spacing w:val="-20"/>
-          <w:sz w:val="20"/>
-          <w:szCs w:val="20"/>
-        </w:rPr>
-        <w:tab/>
         <w:t xml:space="preserve">Dt: </w:t>
       </w:r>
       <w:r>
@@ -1098,6 +1035,7 @@
       <w:pPr>
         <w:spacing w:after="0" w:line="240" w:lineRule="auto"/>
         <w:ind w:firstLine="720"/>
+        <w:jc w:val="both"/>
         <w:rPr>
           <w:rFonts w:ascii="Tahoma" w:hAnsi="Tahoma" w:cs="Tahoma"/>
           <w:bCs/>
@@ -1419,6 +1357,46 @@
     </w:p>
     <w:p>
       <w:pPr>
+        <w:spacing w:after="0" w:line="240" w:lineRule="auto"/>
+        <w:rPr>
+          <w:rFonts w:ascii="Tahoma" w:hAnsi="Tahoma" w:cs="Tahoma"/>
+          <w:sz w:val="20"/>
+          <w:szCs w:val="20"/>
+        </w:rPr>
+      </w:pPr>
+    </w:p>
+    <w:p>
+      <w:pPr>
+        <w:spacing w:after="0" w:line="240" w:lineRule="auto"/>
+        <w:rPr>
+          <w:rFonts w:ascii="Tahoma" w:hAnsi="Tahoma" w:cs="Tahoma"/>
+          <w:sz w:val="20"/>
+          <w:szCs w:val="20"/>
+        </w:rPr>
+      </w:pPr>
+    </w:p>
+    <w:p>
+      <w:pPr>
+        <w:spacing w:after="0" w:line="240" w:lineRule="auto"/>
+        <w:rPr>
+          <w:rFonts w:ascii="Tahoma" w:hAnsi="Tahoma" w:cs="Tahoma"/>
+          <w:sz w:val="20"/>
+          <w:szCs w:val="20"/>
+        </w:rPr>
+      </w:pPr>
+    </w:p>
+    <w:p>
+      <w:pPr>
+        <w:spacing w:after="0" w:line="240" w:lineRule="auto"/>
+        <w:rPr>
+          <w:rFonts w:ascii="Tahoma" w:hAnsi="Tahoma" w:cs="Tahoma"/>
+          <w:sz w:val="20"/>
+          <w:szCs w:val="20"/>
+        </w:rPr>
+      </w:pPr>
+    </w:p>
+    <w:p>
+      <w:pPr>
         <w:spacing w:after="0"/>
         <w:rPr>
           <w:rFonts w:ascii="Tahoma" w:hAnsi="Tahoma" w:cs="Tahoma"/>
@@ -1635,8 +1613,7 @@
     <w:p>
       <w:pPr>
         <w:spacing w:after="0"/>
-        <w:ind w:left="5040" w:firstLine="0"/>
-        <w:jc w:val="left"/>
+        <w:jc w:val="right"/>
         <w:rPr>
           <w:rFonts w:ascii="Tahoma" w:hAnsi="Tahoma" w:cs="Tahoma"/>
           <w:b/>
@@ -1667,10 +1644,30 @@
     </w:p>
     <w:p>
       <w:pPr>
-        <w:tabs>
-          <w:tab w:pos="5040" w:val="left"/>
-        </w:tabs>
         <w:spacing w:after="0"/>
+        <w:jc w:val="right"/>
+        <w:rPr>
+          <w:rFonts w:ascii="Tahoma" w:hAnsi="Tahoma" w:cs="Tahoma"/>
+          <w:b/>
+          <w:bCs/>
+          <w:sz w:val="18"/>
+          <w:szCs w:val="18"/>
+        </w:rPr>
+      </w:pPr>
+      <w:r>
+        <w:rPr>
+          <w:rFonts w:ascii="Tahoma" w:hAnsi="Tahoma" w:cs="Tahoma"/>
+          <w:b/>
+          <w:bCs/>
+          <w:sz w:val="18"/>
+          <w:szCs w:val="18"/>
+        </w:rPr>
+        <w:t>{{Circle}} circle-{{CNO}},CMC</w:t>
+      </w:r>
+    </w:p>
+    <w:p>
+      <w:pPr>
+        <w:spacing w:after="0"/>
         <w:rPr>
           <w:rFonts w:ascii="Tahoma" w:hAnsi="Tahoma" w:cs="Tahoma"/>
           <w:b/>
@@ -1688,8 +1685,6 @@
           <w:szCs w:val="18"/>
         </w:rPr>
         <w:t>Witnesses:</w:t>
-        <w:tab/>
-        <w:t>{{Circle}} circle-{{CNO}},CMC</w:t>
       </w:r>
       <w:r>
         <w:rPr>

--- a/resources/agreement-template.docx
+++ b/resources/agreement-template.docx
@@ -1395,276 +1395,105 @@
         </w:rPr>
       </w:pPr>
     </w:p>
-    <w:p>
-      <w:pPr>
-        <w:spacing w:after="0"/>
-        <w:rPr>
-          <w:rFonts w:ascii="Tahoma" w:hAnsi="Tahoma" w:cs="Tahoma"/>
-          <w:b/>
-          <w:bCs/>
-          <w:sz w:val="18"/>
-          <w:szCs w:val="18"/>
-        </w:rPr>
-      </w:pPr>
-      <w:r>
-        <w:rPr>
-          <w:rFonts w:ascii="Tahoma" w:hAnsi="Tahoma" w:cs="Tahoma"/>
-          <w:b/>
-          <w:bCs/>
-          <w:sz w:val="18"/>
-          <w:szCs w:val="18"/>
-        </w:rPr>
-        <w:t>C O N T R A C T O R</w:t>
-      </w:r>
-      <w:r>
-        <w:rPr>
-          <w:rFonts w:ascii="Tahoma" w:hAnsi="Tahoma" w:cs="Tahoma"/>
-          <w:b/>
-          <w:bCs/>
-          <w:sz w:val="18"/>
-          <w:szCs w:val="18"/>
-        </w:rPr>
-        <w:tab/>
-      </w:r>
-      <w:r>
-        <w:rPr>
-          <w:rFonts w:ascii="Tahoma" w:hAnsi="Tahoma" w:cs="Tahoma"/>
-          <w:b/>
-          <w:bCs/>
-          <w:sz w:val="18"/>
-          <w:szCs w:val="18"/>
-        </w:rPr>
-        <w:tab/>
-      </w:r>
-      <w:r>
-        <w:rPr>
-          <w:rFonts w:ascii="Tahoma" w:hAnsi="Tahoma" w:cs="Tahoma"/>
-          <w:b/>
-          <w:bCs/>
-          <w:sz w:val="18"/>
-          <w:szCs w:val="18"/>
-        </w:rPr>
-        <w:tab/>
-        <w:t xml:space="preserve">     </w:t>
-      </w:r>
-      <w:r>
-        <w:rPr>
-          <w:rFonts w:ascii="Tahoma" w:hAnsi="Tahoma" w:cs="Tahoma"/>
-          <w:b/>
-          <w:bCs/>
-          <w:sz w:val="18"/>
-          <w:szCs w:val="18"/>
-        </w:rPr>
-        <w:tab/>
-      </w:r>
-      <w:r>
-        <w:rPr>
-          <w:rFonts w:ascii="Tahoma" w:hAnsi="Tahoma" w:cs="Tahoma"/>
-          <w:b/>
-          <w:bCs/>
-          <w:sz w:val="18"/>
-          <w:szCs w:val="18"/>
-        </w:rPr>
-        <w:tab/>
-      </w:r>
-      <w:r>
-        <w:rPr>
-          <w:rFonts w:ascii="Tahoma" w:hAnsi="Tahoma" w:cs="Tahoma"/>
-          <w:b/>
-          <w:bCs/>
-          <w:sz w:val="18"/>
-          <w:szCs w:val="18"/>
-        </w:rPr>
-        <w:tab/>
-      </w:r>
-      <w:r>
-        <w:rPr>
-          <w:rFonts w:ascii="Tahoma" w:hAnsi="Tahoma" w:cs="Tahoma"/>
-          <w:b/>
-          <w:bCs/>
-          <w:sz w:val="18"/>
-          <w:szCs w:val="18"/>
-        </w:rPr>
-        <w:tab/>
-      </w:r>
-      <w:r>
-        <w:rPr>
-          <w:rFonts w:ascii="Tahoma" w:hAnsi="Tahoma" w:cs="Tahoma"/>
-          <w:b/>
-          <w:bCs/>
-          <w:sz w:val="18"/>
-          <w:szCs w:val="18"/>
-        </w:rPr>
-        <w:tab/>
-      </w:r>
-      <w:r>
-        <w:rPr>
-          <w:rFonts w:ascii="Tahoma" w:hAnsi="Tahoma" w:cs="Tahoma"/>
-          <w:b/>
-          <w:bCs/>
-          <w:sz w:val="18"/>
-          <w:szCs w:val="18"/>
-        </w:rPr>
-        <w:tab/>
-      </w:r>
-      <w:r>
-        <w:rPr>
-          <w:rFonts w:ascii="Tahoma" w:hAnsi="Tahoma" w:cs="Tahoma"/>
-          <w:b/>
-          <w:bCs/>
-          <w:sz w:val="18"/>
-          <w:szCs w:val="18"/>
-        </w:rPr>
-        <w:tab/>
-      </w:r>
-      <w:r>
-        <w:rPr>
-          <w:rFonts w:ascii="Tahoma" w:hAnsi="Tahoma" w:cs="Tahoma"/>
-          <w:b/>
-          <w:bCs/>
-          <w:sz w:val="18"/>
-          <w:szCs w:val="18"/>
-        </w:rPr>
-        <w:tab/>
-      </w:r>
-      <w:r>
-        <w:rPr>
-          <w:rFonts w:ascii="Tahoma" w:hAnsi="Tahoma" w:cs="Tahoma"/>
-          <w:b/>
-          <w:bCs/>
-          <w:sz w:val="18"/>
-          <w:szCs w:val="18"/>
-        </w:rPr>
-        <w:tab/>
-      </w:r>
-      <w:r>
-        <w:rPr>
-          <w:rFonts w:ascii="Tahoma" w:hAnsi="Tahoma" w:cs="Tahoma"/>
-          <w:b/>
-          <w:bCs/>
-          <w:sz w:val="18"/>
-          <w:szCs w:val="18"/>
-        </w:rPr>
-        <w:tab/>
-      </w:r>
-      <w:r>
-        <w:rPr>
-          <w:rFonts w:ascii="Tahoma" w:hAnsi="Tahoma" w:cs="Tahoma"/>
-          <w:b/>
-          <w:bCs/>
-          <w:sz w:val="18"/>
-          <w:szCs w:val="18"/>
-        </w:rPr>
-        <w:tab/>
-        <w:t xml:space="preserve">        </w:t>
-      </w:r>
-      <w:r>
-        <w:rPr>
-          <w:rFonts w:ascii="Tahoma" w:hAnsi="Tahoma" w:cs="Tahoma"/>
-          <w:b/>
-          <w:bCs/>
-          <w:sz w:val="18"/>
-          <w:szCs w:val="18"/>
-        </w:rPr>
-        <w:tab/>
-        <w:t xml:space="preserve">         </w:t>
-      </w:r>
-      <w:r>
-        <w:rPr>
-          <w:rFonts w:ascii="Tahoma" w:hAnsi="Tahoma" w:cs="Tahoma"/>
-          <w:b/>
-          <w:bCs/>
-          <w:sz w:val="18"/>
-          <w:szCs w:val="18"/>
-        </w:rPr>
-        <w:tab/>
-      </w:r>
-      <w:r>
-        <w:rPr>
-          <w:rFonts w:ascii="Tahoma" w:hAnsi="Tahoma" w:cs="Tahoma"/>
-          <w:b/>
-          <w:bCs/>
-          <w:sz w:val="18"/>
-          <w:szCs w:val="18"/>
-        </w:rPr>
-        <w:tab/>
-      </w:r>
-      <w:r>
-        <w:rPr>
-          <w:rFonts w:ascii="Tahoma" w:hAnsi="Tahoma" w:cs="Tahoma"/>
-          <w:b/>
-          <w:bCs/>
-          <w:sz w:val="18"/>
-          <w:szCs w:val="18"/>
-        </w:rPr>
-        <w:tab/>
-      </w:r>
-      <w:r>
-        <w:rPr>
-          <w:rFonts w:ascii="Tahoma" w:hAnsi="Tahoma" w:cs="Tahoma"/>
-          <w:b/>
-          <w:bCs/>
-          <w:sz w:val="18"/>
-          <w:szCs w:val="18"/>
-        </w:rPr>
-        <w:tab/>
-      </w:r>
-    </w:p>
-    <w:p>
-      <w:pPr>
-        <w:spacing w:after="0"/>
-        <w:jc w:val="right"/>
-        <w:rPr>
-          <w:rFonts w:ascii="Tahoma" w:hAnsi="Tahoma" w:cs="Tahoma"/>
-          <w:b/>
-          <w:bCs/>
-          <w:sz w:val="18"/>
-          <w:szCs w:val="18"/>
-        </w:rPr>
-      </w:pPr>
-      <w:r>
-        <w:rPr>
-          <w:rFonts w:ascii="Tahoma" w:hAnsi="Tahoma" w:cs="Tahoma"/>
-          <w:b/>
-          <w:bCs/>
-          <w:sz w:val="18"/>
-          <w:szCs w:val="18"/>
-        </w:rPr>
-        <w:t>EXECUTIVE ENGINEER</w:t>
-      </w:r>
-      <w:r>
-        <w:rPr>
-          <w:rFonts w:ascii="Tahoma" w:hAnsi="Tahoma" w:cs="Tahoma"/>
-          <w:b/>
-          <w:bCs/>
-          <w:sz w:val="18"/>
-          <w:szCs w:val="18"/>
-        </w:rPr>
-      </w:r>
-    </w:p>
-    <w:p>
-      <w:pPr>
-        <w:spacing w:after="0"/>
-        <w:jc w:val="right"/>
-        <w:rPr>
-          <w:rFonts w:ascii="Tahoma" w:hAnsi="Tahoma" w:cs="Tahoma"/>
-          <w:b/>
-          <w:bCs/>
-          <w:sz w:val="18"/>
-          <w:szCs w:val="18"/>
-        </w:rPr>
-      </w:pPr>
-      <w:r>
-        <w:rPr>
-          <w:rFonts w:ascii="Tahoma" w:hAnsi="Tahoma" w:cs="Tahoma"/>
-          <w:b/>
-          <w:bCs/>
-          <w:sz w:val="18"/>
-          <w:szCs w:val="18"/>
-        </w:rPr>
-        <w:t>{{Circle}} circle-{{CNO}},CMC</w:t>
-      </w:r>
-    </w:p>
+    <w:tbl>
+      <w:tblPr>
+        <w:tblW w:w="5000" w:type="pct"/>
+        <w:tblBorders>
+          <w:top w:val="nil"/>
+          <w:left w:val="nil"/>
+          <w:bottom w:val="nil"/>
+          <w:right w:val="nil"/>
+          <w:insideH w:val="nil"/>
+          <w:insideV w:val="nil"/>
+        </w:tblBorders>
+        <w:tblLook w:val="0000" w:firstRow="0" w:lastRow="0" w:firstColumn="0" w:lastColumn="0" w:noHBand="0" w:noVBand="0"/>
+      </w:tblPr>
+      <w:tblGrid>
+        <w:gridCol w:w="4675"/>
+        <w:gridCol w:w="4675"/>
+      </w:tblGrid>
+      <w:tr>
+        <w:tc>
+          <w:tcPr>
+            <w:tcW w:w="2500" w:type="pct"/>
+          </w:tcPr>
+          <w:p>
+            <w:pPr>
+              <w:spacing w:after="0"/>
+              <w:jc w:val="left"/>
+              <w:rPr>
+                <w:rFonts w:ascii="Tahoma" w:hAnsi="Tahoma" w:cs="Tahoma"/>
+                <w:b/>
+                <w:bCs/>
+                <w:sz w:val="18"/>
+                <w:szCs w:val="18"/>
+              </w:rPr>
+            </w:pPr>
+            <w:r>
+              <w:rPr>
+                <w:rFonts w:ascii="Tahoma" w:hAnsi="Tahoma" w:cs="Tahoma"/>
+                <w:b/>
+                <w:bCs/>
+                <w:sz w:val="18"/>
+                <w:szCs w:val="18"/>
+              </w:rPr>
+              <w:t xml:space="preserve">C O N T R A C T O R</w:t>
+            </w:r>
+          </w:p>
+        </w:tc>
+        <w:tc>
+          <w:tcPr>
+            <w:tcW w:w="2500" w:type="pct"/>
+          </w:tcPr>
+          <w:p>
+            <w:pPr>
+              <w:spacing w:after="0"/>
+              <w:jc w:val="center"/>
+              <w:rPr>
+                <w:rFonts w:ascii="Tahoma" w:hAnsi="Tahoma" w:cs="Tahoma"/>
+                <w:b/>
+                <w:bCs/>
+                <w:sz w:val="18"/>
+                <w:szCs w:val="18"/>
+              </w:rPr>
+            </w:pPr>
+            <w:r>
+              <w:rPr>
+                <w:rFonts w:ascii="Tahoma" w:hAnsi="Tahoma" w:cs="Tahoma"/>
+                <w:b/>
+                <w:bCs/>
+                <w:sz w:val="18"/>
+                <w:szCs w:val="18"/>
+              </w:rPr>
+              <w:t xml:space="preserve">EXECUTIVE ENGINEER</w:t>
+            </w:r>
+          </w:p>
+          <w:p>
+            <w:pPr>
+              <w:spacing w:after="0"/>
+              <w:jc w:val="center"/>
+              <w:rPr>
+                <w:rFonts w:ascii="Tahoma" w:hAnsi="Tahoma" w:cs="Tahoma"/>
+                <w:b/>
+                <w:bCs/>
+                <w:sz w:val="18"/>
+                <w:szCs w:val="18"/>
+              </w:rPr>
+            </w:pPr>
+            <w:r>
+              <w:rPr>
+                <w:rFonts w:ascii="Tahoma" w:hAnsi="Tahoma" w:cs="Tahoma"/>
+                <w:b/>
+                <w:bCs/>
+                <w:sz w:val="18"/>
+                <w:szCs w:val="18"/>
+              </w:rPr>
+              <w:t xml:space="preserve">{{Circle}} circle-{{CNO}},CMC</w:t>
+            </w:r>
+          </w:p>
+        </w:tc>
+      </w:tr>
+    </w:tbl>
     <w:p>
       <w:pPr>
         <w:spacing w:after="0"/>

--- a/resources/agreement-template.docx
+++ b/resources/agreement-template.docx
@@ -1448,7 +1448,7 @@
           <w:p>
             <w:pPr>
               <w:spacing w:after="0"/>
-              <w:jc w:val="center"/>
+              <w:jc w:val="right"/>
               <w:rPr>
                 <w:rFonts w:ascii="Tahoma" w:hAnsi="Tahoma" w:cs="Tahoma"/>
                 <w:b/>
@@ -1471,7 +1471,7 @@
           <w:p>
             <w:pPr>
               <w:spacing w:after="0"/>
-              <w:jc w:val="center"/>
+              <w:jc w:val="right"/>
               <w:rPr>
                 <w:rFonts w:ascii="Tahoma" w:hAnsi="Tahoma" w:cs="Tahoma"/>
                 <w:b/>

--- a/resources/agreement-template.docx
+++ b/resources/agreement-template.docx
@@ -1664,7 +1664,7 @@
     </w:p>
     <w:sectPr>
       <w:pgSz w:w="11906" w:h="16838"/>
-      <w:pgMar w:top="1440" w:right="1440" w:bottom="1440" w:left="1440" w:header="708" w:footer="708" w:gutter="0"/>
+      <w:pgMar w:top="2160" w:right="1440" w:bottom="720" w:left="1440" w:header="708" w:footer="708" w:gutter="0"/>
       <w:cols w:space="708"/>
       <w:docGrid w:linePitch="360"/>
     </w:sectPr>

--- a/resources/agreement-template.docx
+++ b/resources/agreement-template.docx
@@ -557,7 +557,7 @@
           <w:szCs w:val="20"/>
         </w:rPr>
         <w:tab/>
-        <w:t>CMC-EE-</w:t>
+        <w:t>{{Corporation}}-EE-</w:t>
       </w:r>
       <w:r>
         <w:rPr>
@@ -1007,7 +1007,7 @@
           <w:sz w:val="20"/>
           <w:szCs w:val="20"/>
         </w:rPr>
-        <w:t>/QBZ/CMC/2026-27</w:t>
+        <w:t>/{{ZoneAbbr}}/{{Corporation}}/{{Financialyear}}</w:t>
       </w:r>
       <w:r>
         <w:rPr>
@@ -1151,7 +1151,7 @@
           <w:sz w:val="20"/>
           <w:szCs w:val="20"/>
         </w:rPr>
-        <w:t xml:space="preserve"> Contractor/Agency on one part and the Commissioner, CMC behalf of </w:t>
+        <w:t xml:space="preserve"> Contractor/Agency on one part and the Commissioner, {{Corporation}} behalf of </w:t>
       </w:r>
       <w:proofErr w:type="gramStart"/>
       <w:r>
@@ -1160,7 +1160,7 @@
           <w:sz w:val="20"/>
           <w:szCs w:val="20"/>
         </w:rPr>
-        <w:t>Cyberabad  Municipal</w:t>
+        <w:t>{{Corp Full}}</w:t>
       </w:r>
       <w:proofErr w:type="gramEnd"/>
       <w:r>
@@ -1169,7 +1169,7 @@
           <w:sz w:val="20"/>
           <w:szCs w:val="20"/>
         </w:rPr>
-        <w:t xml:space="preserve"> Corporation on other part. </w:t>
+        <w:t xml:space="preserve"> on other part. </w:t>
       </w:r>
       <w:r>
         <w:rPr>
